--- a/paper/P2_JGED_manuscript_blinded.docx
+++ b/paper/P2_JGED_manuscript_blinded.docx
@@ -437,7 +437,7 @@
         <w:pStyle w:val="FirstParagraph"/>
       </w:pPr>
       <w:r>
-        <w:t xml:space="preserve">Contrast and legibility research inside the graphic design literature has largely focused on typography and reading performance rather than on regulatory thresholds. Weingerl et al. (2022) studied the visibility and legibility of short words under controlled experimental conditions, establishing that legibility judgments depend jointly on typographic and perceptual factors rather than on any single variable in isolation, a finding that motivates our decision to treat contrast as one factor among several (font size, weight) rather than in isolation. Punsongserm and Suvakunta (2025) conducted a technical review of typeface choice, type size, and colour contrast in government mobile applications, and, closer to our own setting, found systematic WCAG non-compliance in public-sector digital products, a pattern we replicate, in a different modality and region, for public university websites. Ofosu-Asare (2024) examined usability and design evaluation techniques for online learning environments, underscoring that accessibility in educational digital products is usually assessed qualitatively or on small samples rather than through a large-scale automated survey, which is the gap this paper addresses directly for the chromatic dimension. Chromatic reproduction in printed media (including the drying and ink formulation properties that govern gamut and delta-E) has been studied within this journal’s tradition (Saad et al., 2021); the digital counterpart of that problem, namely whether the sRGB palette chosen for web interfaces falls within the perceptually accessible gamut, is the chromatic problem this paper addresses.</w:t>
+        <w:t xml:space="preserve">Contrast and legibility research inside the graphic design literature has largely focused on typography and reading performance rather than on regulatory thresholds. Weingerl, Nedeljković &amp; Pušnik (2022) studied the visibility and legibility of short words under controlled experimental conditions, establishing that legibility judgments depend jointly on typographic and perceptual factors rather than on any single variable in isolation, a finding that motivates our decision to treat contrast as one factor among several (font size, weight) rather than in isolation. Punsongserm &amp; Suvakunta (2025) conducted a technical review of typeface choice, type size, and colour contrast in government mobile applications, and, closer to our own setting, found systematic WCAG non-compliance in public-sector digital products, a pattern we replicate, in a different modality and region, for public university websites. Ofosu-Asare (2024) examined usability and design evaluation techniques for online learning environments, noting that accessibility in educational digital products is usually assessed qualitatively or on small samples rather than through a large-scale automated survey, which is the gap this paper addresses directly for the chromatic dimension. Chromatic reproduction in printed media (including the drying and ink formulation properties that govern gamut and delta-E) has been studied within this journal’s tradition (Saad et al., 2021); the digital counterpart of that problem, namely whether the sRGB palette chosen for web interfaces falls within the perceptually accessible gamut, is the chromatic problem this paper addresses.</w:t>
       </w:r>
     </w:p>
     <w:p>
@@ -445,7 +445,7 @@
         <w:pStyle w:val="BodyText"/>
       </w:pPr>
       <w:r>
-        <w:t xml:space="preserve">The conceptual foundation of our study rests on the universal web accessibility argument advanced by Henry et al. (2014), who established that accessibility is not a special-case concern for users with disabilities but a universal quality requirement: low contrast degrades legibility for all users under adverse ambient conditions (sunlight, low-quality screens, ageing displays), making compliance with WCAG contrast thresholds a baseline quality requirement rather than a minority accommodation. Rello and Baeza-Yates (2013) further demonstrated that typographic and chromatic choices jointly affect reading speed and comprehension for users with dyslexia, a population not typically captured by automated accessibility audits focused on WCAG pass/fail, reinforcing the argument that a perceptual analysis in continuous CIELAB space, rather than a binary threshold test, provides richer information about the actual user experience.</w:t>
+        <w:t xml:space="preserve">The conceptual foundation of our study rests on the universal web accessibility argument advanced by Henry, Abou-Zahra &amp; Brewer (2014), who established that accessibility is not a special-case concern for users with disabilities but a universal quality requirement: low contrast degrades legibility for all users under adverse ambient conditions (sunlight, low-quality screens, ageing displays), making compliance with WCAG contrast thresholds a baseline quality requirement rather than a minority accommodation. Rello &amp; Baeza-Yates (2013) further demonstrated that typographic and chromatic choices jointly affect reading speed and comprehension for users with dyslexia, a population not typically captured by automated accessibility audits focused on WCAG pass/fail, reinforcing the argument that a perceptual analysis in continuous CIELAB space, rather than a binary threshold test, provides richer information about the actual user experience.</w:t>
       </w:r>
     </w:p>
     <w:p>
@@ -453,7 +453,7 @@
         <w:pStyle w:val="BodyText"/>
       </w:pPr>
       <w:r>
-        <w:t xml:space="preserve">The closest direct precedent in the Latin American higher-education domain is the body of work by Acosta-Vargas and collaborators, who have conducted the most systematic prior surveys of university website accessibility in the region. Their 2018 study (Acosta-Vargas et al., 2018) evaluated 348 Latin American university websites using the WAVE automated accessibility engine, cataloguing a broad range of WCAG 2.0 failures and confirming that colour contrast is among the most frequently occurring ones; it is the benchmark against which our 93.5% per-site failure rate and our 21.6% pair-level failure rate should be positioned. A subsequent heuristic method for low-vision accessibility (Acosta-Vargas et al., 2019) extended this to a perceptual dimension, arguing that WCAG’s relative-luminance threshold is a necessary but not perceptually sufficient criterion, a theoretical position that directly motivates our decision to cluster failing pairs in the full CIELAB</w:t>
+        <w:t xml:space="preserve">The closest direct precedent in the Latin American higher-education domain is the body of work by Acosta-Vargas and collaborators, who have conducted the most systematic prior surveys of university website accessibility in the region. Their 2018 study (Acosta-Vargas, Acosta &amp; Lujan-Mora, 2018) evaluated 348 Latin American university websites using the WAVE automated accessibility engine, cataloguing a broad range of WCAG 2.0 failures and confirming that colour contrast is among the most frequently occurring ones; it is the benchmark against which our 93.5% per-site failure rate and our 21.6% pair-level failure rate should be positioned. A subsequent heuristic method for low-vision accessibility (Acosta-Vargas, Salvador-Ullauri &amp; Lujan-Mora, 2019) extended this to a perceptual dimension, arguing that WCAG’s relative-luminance threshold is a necessary but not perceptually sufficient criterion, a theoretical position that directly motivates our decision to cluster failing pairs in the full CIELAB</w:t>
       </w:r>
       <w:r>
         <w:t xml:space="preserve"> </w:t>
@@ -509,7 +509,7 @@
         <w:t xml:space="preserve"> </w:t>
       </w:r>
       <w:r>
-        <w:t xml:space="preserve">space rather than stopping at the WCAG ratio alone. Their 2020 dataset (Acosta-Vargas et al., 2020) makes the evaluation data for 368 pages publicly available, enabling direct comparison with automated-tool outputs; our study is methodologically complementary in that we use a different pipeline (computed-style extraction via Playwright rather than a WAVE rule-engine scan) and restrict the analysis to the chromatic dimension specifically, extracting every text/background colour pair in CIELAB coordinates rather than returning a binary pass/fail per element, which allows us to characterise the failure patterns in continuous colour space. More recent work by the same group confirms that the contrast failure pattern extends beyond the university sector: Acosta-Vargas et al. (2022) found contrast errors to be the dominant accessibility barrier in 50 top-ranked e-commerce websites (83.1% of failures classified as</w:t>
+        <w:t xml:space="preserve">space rather than stopping at the WCAG ratio alone. Their 2020 dataset (Acosta-Vargas, González &amp; Luján-Mora, 2020) makes the evaluation data for 368 pages publicly available, enabling direct comparison with automated-tool outputs; our study is methodologically complementary in that we use a different pipeline (computed-style extraction via Playwright rather than a WAVE rule-engine scan) and restrict the analysis to the chromatic dimension specifically, extracting every text/background colour pair in CIELAB coordinates rather than returning a binary pass/fail per element, which allows us to characterise the failure patterns in continuous colour space. More recent work by the same group confirms that the contrast failure pattern extends beyond the university sector: Acosta-Vargas et al. (2022) found contrast errors to be the dominant accessibility barrier in 50 top-ranked e-commerce websites (83.1% of failures classified as</w:t>
       </w:r>
       <w:r>
         <w:t xml:space="preserve"> </w:t>
@@ -5525,7 +5525,7 @@
         <w:pStyle w:val="FirstParagraph"/>
       </w:pPr>
       <w:r>
-        <w:t xml:space="preserve">The domain list, crawl logs, extracted color pairs, and analysis code are permanently archived in a public repository with a persistent DOI. The identifier and repository URL are withheld during double-blind review and will be added upon acceptance.</w:t>
+        <w:t xml:space="preserve">The domain list, crawl logs, extracted colour pairs, and analysis code are permanently archived in a public repository with a persistent DOI. The identifier and repository URL are withheld during double-blind review and will be added upon acceptance.</w:t>
       </w:r>
     </w:p>
     <w:bookmarkEnd w:id="43"/>
@@ -5543,7 +5543,7 @@
         <w:pStyle w:val="FirstParagraph"/>
       </w:pPr>
       <w:r>
-        <w:t xml:space="preserve">This research received no external funding.</w:t>
+        <w:t xml:space="preserve">This research received no specific grant from any funding agency in the public, commercial, or not-for-profit sectors.</w:t>
       </w:r>
     </w:p>
     <w:bookmarkEnd w:id="44"/>
@@ -5579,7 +5579,7 @@
         <w:pStyle w:val="FirstParagraph"/>
       </w:pPr>
       <w:r>
-        <w:t xml:space="preserve">During the preparation of this manuscript, the authors used large language models exclusively for language refinement, grammatical editing, and LaTeX formatting. All research hypotheses, experimental design, crawling pipelines, statistical computations, and scientific interpretations were conceived, conducted, and validated entirely by the authors.</w:t>
+        <w:t xml:space="preserve">Generative AI tools (large language models) were used during this work to assist with drafting and editing text, writing and debugging analysis scripts, LaTeX formatting, and pre-submission critical review. All research questions, study design, data collection, executed analyses, reported results, and interpretations were defined, run, and verified by the authors, who take full responsibility for the content of this article. No figure was produced with image-generation tools.</w:t>
       </w:r>
     </w:p>
     <w:bookmarkEnd w:id="46"/>
@@ -5620,7 +5620,7 @@
         <w:jc w:val="left"/>
       </w:pPr>
       <w:r>
-        <w:t xml:space="preserve">Acosta-Vargas, P., Acosta, T. and Lujan-Mora, S. (2018),</w:t>
+        <w:t xml:space="preserve">Acosta-Vargas, P., Acosta, T. &amp; Lujan-Mora, S. (2018),</w:t>
       </w:r>
       <w:r>
         <w:t xml:space="preserve"> </w:t>
@@ -5687,7 +5687,7 @@
         <w:jc w:val="left"/>
       </w:pPr>
       <w:r>
-        <w:t xml:space="preserve">Acosta-Vargas, P., González, M. and Luján-Mora, S. (2020),</w:t>
+        <w:t xml:space="preserve">Acosta-Vargas, P., González, M. &amp; Luján-Mora, S. (2020),</w:t>
       </w:r>
       <w:r>
         <w:t xml:space="preserve"> </w:t>
@@ -5754,7 +5754,7 @@
         <w:jc w:val="left"/>
       </w:pPr>
       <w:r>
-        <w:t xml:space="preserve">Acosta-Vargas, P., Salvador-Acosta, B., Salvador-Ullauri, L. and Jad</w:t>
+        <w:t xml:space="preserve">Acosta-Vargas, P., Salvador-Acosta, B., Salvador-Ullauri, L. &amp; Jad</w:t>
       </w:r>
       <w:r>
         <w:t xml:space="preserve">á</w:t>
@@ -5815,7 +5815,7 @@
         <w:jc w:val="left"/>
       </w:pPr>
       <w:r>
-        <w:t xml:space="preserve">Acosta-Vargas, P., Salvador-Ullauri, A. and Lujan-Mora, S. (2019),</w:t>
+        <w:t xml:space="preserve">Acosta-Vargas, P., Salvador-Ullauri, A. &amp; Lujan-Mora, S. (2019),</w:t>
       </w:r>
       <w:r>
         <w:t xml:space="preserve"> </w:t>
@@ -5876,7 +5876,7 @@
         <w:t xml:space="preserve">á</w:t>
       </w:r>
       <w:r>
-        <w:t xml:space="preserve">n-Guerrero, J., Guevara, C. and Lara-Alvarez, P. (2021),</w:t>
+        <w:t xml:space="preserve">n-Guerrero, J., Guevara, C. &amp; Lara-Alvarez, P. (2021),</w:t>
       </w:r>
       <w:r>
         <w:t xml:space="preserve"> </w:t>
@@ -5964,7 +5964,7 @@
         <w:jc w:val="left"/>
       </w:pPr>
       <w:r>
-        <w:t xml:space="preserve">Henry, S. L., Abou-Zahra, S. and Brewer, J. (2014), The role of accessibility in a universal</w:t>
+        <w:t xml:space="preserve">Henry, S. L., Abou-Zahra, S. &amp; Brewer, J. (2014), The role of accessibility in a universal</w:t>
       </w:r>
       <w:r>
         <w:t xml:space="preserve"> </w:t>
@@ -6120,7 +6120,7 @@
         <w:jc w:val="left"/>
       </w:pPr>
       <w:r>
-        <w:t xml:space="preserve">Punsongserm, R. and Suvakunta, P. (2025),</w:t>
+        <w:t xml:space="preserve">Punsongserm, R. &amp; Suvakunta, P. (2025),</w:t>
       </w:r>
       <w:r>
         <w:t xml:space="preserve"> </w:t>
@@ -6187,7 +6187,7 @@
         <w:jc w:val="left"/>
       </w:pPr>
       <w:r>
-        <w:t xml:space="preserve">Rello, L. and Baeza-Yates, R. (2013), Good fonts for dyslexia,</w:t>
+        <w:t xml:space="preserve">Rello, L. &amp; Baeza-Yates, R. (2013), Good fonts for dyslexia,</w:t>
       </w:r>
       <w:r>
         <w:t xml:space="preserve"> </w:t>
@@ -6238,7 +6238,7 @@
         <w:t xml:space="preserve">Ö</w:t>
       </w:r>
       <w:r>
-        <w:t xml:space="preserve">zsoy, S. A. and Yenido</w:t>
+        <w:t xml:space="preserve">zsoy, S. A. &amp; Yenido</w:t>
       </w:r>
       <w:r>
         <w:t xml:space="preserve">ǧ</w:t>
@@ -6346,7 +6346,7 @@
         <w:jc w:val="left"/>
       </w:pPr>
       <w:r>
-        <w:t xml:space="preserve">Weingerl, P., Nedeljković, U. and Pušnik, N. (2022),</w:t>
+        <w:t xml:space="preserve">Weingerl, P., Nedeljković, U. &amp; Pušnik, N. (2022),</w:t>
       </w:r>
       <w:r>
         <w:t xml:space="preserve"> </w:t>

--- a/paper/P2_JGED_manuscript_blinded.docx
+++ b/paper/P2_JGED_manuscript_blinded.docx
@@ -66,7 +66,7 @@
         </m:r>
       </m:oMath>
       <w:r>
-        <w:t xml:space="preserve">). We find that 21.6% of all colour pairs fail the AA threshold, and 93.5% of sites contain at least one critical failure. A pair-level chi-square test suggests compliance differs by country (</w:t>
+        <w:t xml:space="preserve">). We find that 21.6% of all colour pairs fail the AA threshold, and 93.4% of sites contain at least one critical failure. A pair-level chi-square test suggests compliance differs by country (</w:t>
       </w:r>
       <m:oMath>
         <m:sSup>
@@ -155,7 +155,7 @@
         </m:r>
       </m:oMath>
       <w:r>
-        <w:t xml:space="preserve">), but because colour pairs are clustered within sites rather than independent, we treat this as exploratory: a site-level test on the true unit of analysis (256 sites, countries with</w:t>
+        <w:t xml:space="preserve">), but because colour pairs are clustered within sites rather than independent, we treat this as exploratory: a site-level test on the true unit of analysis (255 sites, countries with</w:t>
       </w:r>
       <w:r>
         <w:t xml:space="preserve"> </w:t>
@@ -191,7 +191,7 @@
           <m:t>=</m:t>
         </m:r>
         <m:r>
-          <m:t>22.98</m:t>
+          <m:t>22.92</m:t>
         </m:r>
       </m:oMath>
       <w:r>
@@ -234,7 +234,7 @@
           <m:t>=</m:t>
         </m:r>
         <m:r>
-          <m:t>0.085</m:t>
+          <m:t>0.086</m:t>
         </m:r>
       </m:oMath>
       <w:r>
@@ -394,7 +394,7 @@
         <w:pStyle w:val="BodyText"/>
       </w:pPr>
       <w:r>
-        <w:t xml:space="preserve">Large-scale, empirical audits of contrast compliance exist, most notably WebAIM’s annual scan of the top one million global home pages (WebAIM, 2026), which finds low-contrast text on 83.9% of pages and identifies it as the single most common accessibility failure detected, unchanged in rank for seven consecutive years. Such global scans report an aggregate world figure, though, and are not designed to, and do not, break results out for Latin American higher education specifically. Latin American higher education, more than 460 institutions across 19 countries, has not, to our knowledge, been the subject of a comparable regional survey. This is a meaningful gap: university websites are a primary public-facing channel for admissions, financial aid, and academic information, and design conventions, content management systems, and institutional resourcing in the region differ enough from those studied elsewhere that findings cannot simply be assumed to transfer.</w:t>
+        <w:t xml:space="preserve">Large-scale, empirical audits of contrast compliance exist, most notably WebAIM’s annual scan of the top one million global home pages (WebAIM, 2026), which finds low-contrast text on 83.9% of pages and identifies it as the most commonly detected accessibility issue, a position it has held in every edition since 2019. Such global scans report an aggregate world figure, though, and are not designed to, and do not, break results out for Latin American higher education specifically. Latin American higher education has not, to our knowledge, been the subject of a comparable regional survey. This is a meaningful gap: university websites are a primary public-facing channel for admissions, financial aid, and academic information, and design conventions, content management systems, and institutional resourcing in the region differ enough from those studied elsewhere that findings cannot simply be assumed to transfer.</w:t>
       </w:r>
     </w:p>
     <w:p>
@@ -437,7 +437,7 @@
         <w:pStyle w:val="FirstParagraph"/>
       </w:pPr>
       <w:r>
-        <w:t xml:space="preserve">Contrast and legibility research inside the graphic design literature has largely focused on typography and reading performance rather than on regulatory thresholds. Weingerl, Nedeljković &amp; Pušnik (2022) studied the visibility and legibility of short words under controlled experimental conditions, establishing that legibility judgments depend jointly on typographic and perceptual factors rather than on any single variable in isolation, a finding that motivates our decision to treat contrast as one factor among several (font size, weight) rather than in isolation. Punsongserm &amp; Suvakunta (2025) conducted a technical review of typeface choice, type size, and colour contrast in government mobile applications, and, closer to our own setting, found systematic WCAG non-compliance in public-sector digital products, a pattern we replicate, in a different modality and region, for public university websites. Ofosu-Asare (2024) examined usability and design evaluation techniques for online learning environments, noting that accessibility in educational digital products is usually assessed qualitatively or on small samples rather than through a large-scale automated survey, which is the gap this paper addresses directly for the chromatic dimension. Chromatic reproduction in printed media (including the drying and ink formulation properties that govern gamut and delta-E) has been studied within this journal’s tradition (Saad et al., 2021); the digital counterpart of that problem, namely whether the sRGB palette chosen for web interfaces falls within the perceptually accessible gamut, is the chromatic problem this paper addresses.</w:t>
+        <w:t xml:space="preserve">Contrast and legibility research inside the graphic design literature has largely focused on typography and reading performance rather than on regulatory thresholds. Weingerl, Nedeljković &amp; Pušnik (2022) studied the visibility and legibility of short words under controlled experimental conditions, establishing that legibility judgments depend jointly on typographic and perceptual factors rather than on any single variable in isolation, a finding that motivates our decision to treat contrast as one factor among several (font size, weight) rather than in isolation. Punsongserm &amp; Suvakunta (2025) conducted a technical review of typeface choice, type size, and colour contrast in government mobile applications, and, closer to our own setting, identified legibility and colour-contrast problems in public-sector mobile applications and argued that existing government standards do not address them in sufficient detail; we examine the contrast dimension of that problem, in a different modality and region, for university websites. Ofosu-Asare (2024) examined usability and design evaluation techniques for online learning environments, noting that accessibility in educational digital products is usually assessed qualitatively or on small samples rather than through a large-scale automated survey, which is the gap this paper addresses directly for the chromatic dimension. Within this journal, colour reproduction has mostly been studied on the print side, including how ink drying systems shape the final printed result (Saad et al., 2021); the screen-side counterpart, whether the sRGB colours chosen for web interfaces are distinguishable enough to be read, is the problem this paper addresses.</w:t>
       </w:r>
     </w:p>
     <w:p>
@@ -445,7 +445,7 @@
         <w:pStyle w:val="BodyText"/>
       </w:pPr>
       <w:r>
-        <w:t xml:space="preserve">The conceptual foundation of our study rests on the universal web accessibility argument advanced by Henry, Abou-Zahra &amp; Brewer (2014), who established that accessibility is not a special-case concern for users with disabilities but a universal quality requirement: low contrast degrades legibility for all users under adverse ambient conditions (sunlight, low-quality screens, ageing displays), making compliance with WCAG contrast thresholds a baseline quality requirement rather than a minority accommodation. Rello &amp; Baeza-Yates (2013) further demonstrated that typographic and chromatic choices jointly affect reading speed and comprehension for users with dyslexia, a population not typically captured by automated accessibility audits focused on WCAG pass/fail, reinforcing the argument that a perceptual analysis in continuous CIELAB space, rather than a binary threshold test, provides richer information about the actual user experience.</w:t>
+        <w:t xml:space="preserve">The conceptual foundation of our study rests on the universal web accessibility argument advanced by Henry, Abou-Zahra &amp; Brewer (2014), who established that accessibility is not a special-case concern for users with disabilities but a universal quality requirement: low contrast degrades legibility for all users under adverse ambient conditions (sunlight, low-quality screens, ageing displays), making compliance with WCAG contrast thresholds a baseline quality requirement rather than a minority accommodation. Rello &amp; Baeza-Yates (2013) showed with eye-tracking that font choice alone measurably changes reading performance for readers with dyslexia, a population whose needs are not captured by automated WCAG pass/fail audits; this supports looking beyond a binary threshold test, which is why we also analyse failures in continuous CIELAB space.</w:t>
       </w:r>
     </w:p>
     <w:p>
@@ -453,7 +453,7 @@
         <w:pStyle w:val="BodyText"/>
       </w:pPr>
       <w:r>
-        <w:t xml:space="preserve">The closest direct precedent in the Latin American higher-education domain is the body of work by Acosta-Vargas and collaborators, who have conducted the most systematic prior surveys of university website accessibility in the region. Their 2018 study (Acosta-Vargas, Acosta &amp; Lujan-Mora, 2018) evaluated 348 Latin American university websites using the WAVE automated accessibility engine, cataloguing a broad range of WCAG 2.0 failures and confirming that colour contrast is among the most frequently occurring ones; it is the benchmark against which our 93.5% per-site failure rate and our 21.6% pair-level failure rate should be positioned. A subsequent heuristic method for low-vision accessibility (Acosta-Vargas, Salvador-Ullauri &amp; Lujan-Mora, 2019) extended this to a perceptual dimension, arguing that WCAG’s relative-luminance threshold is a necessary but not perceptually sufficient criterion, a theoretical position that directly motivates our decision to cluster failing pairs in the full CIELAB</w:t>
+        <w:t xml:space="preserve">The closest direct precedent in the Latin American higher-education domain is the body of work by Acosta-Vargas and collaborators, who have conducted the most systematic prior surveys of university website accessibility in the region. Their 2018 study (Acosta-Vargas, Acosta &amp; Lujan-Mora, 2018) evaluated 348 Latin American university websites against WCAG 2.0, finding frequent violations (most often missing alternative text for images); it is the closest benchmark against which our 93.4% per-site failure rate and our 21.6% pair-level failure rate should be positioned. A subsequent heuristic method for users with low vision (Acosta-Vargas, Salvador-Ullauri &amp; Lujan-Mora, 2019), applied to 30 Latin American university websites, argued that automatic tools alone do not give an adequate picture of accessibility barriers; this is one reason we do not stop at the WCAG pass/fail ratio and also characterise failing pairs in the full CIELAB</w:t>
       </w:r>
       <w:r>
         <w:t xml:space="preserve"> </w:t>
@@ -509,7 +509,7 @@
         <w:t xml:space="preserve"> </w:t>
       </w:r>
       <w:r>
-        <w:t xml:space="preserve">space rather than stopping at the WCAG ratio alone. Their 2020 dataset (Acosta-Vargas, González &amp; Luján-Mora, 2020) makes the evaluation data for 368 pages publicly available, enabling direct comparison with automated-tool outputs; our study is methodologically complementary in that we use a different pipeline (computed-style extraction via Playwright rather than a WAVE rule-engine scan) and restrict the analysis to the chromatic dimension specifically, extracting every text/background colour pair in CIELAB coordinates rather than returning a binary pass/fail per element, which allows us to characterise the failure patterns in continuous colour space. More recent work by the same group confirms that the contrast failure pattern extends beyond the university sector: Acosta-Vargas et al. (2022) found contrast errors to be the dominant accessibility barrier in 50 top-ranked e-commerce websites (83.1% of failures classified as</w:t>
+        <w:t xml:space="preserve">space. Their 2020 dataset (Acosta-Vargas, González &amp; Luján-Mora, 2020) makes the evaluation data for 368 pages publicly available, enabling direct comparison with automated-tool outputs; our study is methodologically complementary in that we use a different pipeline (computed-style extraction via Playwright rather than a WAVE rule-engine scan) and restrict the analysis to the chromatic dimension specifically, extracting every text/background colour pair in CIELAB coordinates rather than returning a binary pass/fail per element, which allows us to characterise the failure patterns in continuous colour space. More recent work by the same group confirms that the contrast failure pattern extends beyond the university sector: Acosta-Vargas et al. (2022) found contrast errors to be the dominant accessibility barrier in 50 top-ranked e-commerce websites (83.1% of failures classified as</w:t>
       </w:r>
       <w:r>
         <w:t xml:space="preserve"> </w:t>
@@ -521,7 +521,7 @@
         <w:t xml:space="preserve"> </w:t>
       </w:r>
       <w:r>
-        <w:t xml:space="preserve">violations), and a complementary mobile-app study (Acosta-Vargas et al., 2021) reported that 86% of Ecuadorian Android applications in Google Play failed WCAG contrast criteria, situating our university-website result within a broader pattern of contrast non-compliance across the Latin American digital product ecosystem.</w:t>
+        <w:t xml:space="preserve">violations), and a complementary study of 50 popular Android applications available in Ecuador (Acosta-Vargas et al., 2021) found text contrast among the recurring barriers (9.2% of detected problems), placing our university-website result within a broader pattern of accessibility problems in Latin American digital products.</w:t>
       </w:r>
     </w:p>
     <w:bookmarkEnd w:id="12"/>
@@ -582,7 +582,22 @@
         <w:t xml:space="preserve"> </w:t>
       </w:r>
       <w:r>
-        <w:t xml:space="preserve">open dataset, filtered to the 19 countries of Latin America, and drew a stratified random sample across countries (capped per country to avoid Brazil and Mexico dominating the list). The final list contained 464 domains across 17 countries; the source dataset contained no entries for Bolivia or Venezuela, which are consequently absent from this study (see Limitations).</w:t>
+        <w:t xml:space="preserve">open dataset, filtered to the 19 countries of Latin America, and drew a stratified random sample across countries (capped per country to avoid Brazil and Mexico dominating the list). The final list contained 464 domains across 17 countries. Bolivia and Venezuela are absent: the source dataset lists them under their official names (</w:t>
+      </w:r>
+      <w:r>
+        <w:t xml:space="preserve">“Bolivia, Plurinational State of”</w:t>
+      </w:r>
+      <w:r>
+        <w:t xml:space="preserve">;</w:t>
+      </w:r>
+      <w:r>
+        <w:t xml:space="preserve"> </w:t>
+      </w:r>
+      <w:r>
+        <w:t xml:space="preserve">“Venezuela, Bolivarian Republic of”</w:t>
+      </w:r>
+      <w:r>
+        <w:t xml:space="preserve">), which our country-name filter did not match, so they were excluded at the sampling stage (see Limitations).</w:t>
       </w:r>
     </w:p>
     <w:bookmarkEnd w:id="13"/>
@@ -1001,7 +1016,7 @@
         </m:r>
       </m:oMath>
       <w:r>
-        <w:t xml:space="preserve">5 sites (256 of 259 sites). We fit a logistic regression of pair-level failure on country, font size, and whether the text qualifies as</w:t>
+        <w:t xml:space="preserve">5 sites (255 of 259 sites). We fit a logistic regression of pair-level failure on country, font size, and whether the text qualifies as</w:t>
       </w:r>
       <w:r>
         <w:t xml:space="preserve"> </w:t>
@@ -1413,7 +1428,7 @@
         <w:pStyle w:val="BodyText"/>
       </w:pPr>
       <w:r>
-        <w:t xml:space="preserve">Across the 41,360 extracted colour pairs, 21.6% fail the applicable WCAG AA threshold, 16.6% meet AA but not AAA, and 61.8% meet AAA (Figure 1). At the site level, 93.5% of the 259 successfully analysed homepages contain at least one critical (failing) pair, and the median site has 19.9% of its pairs failing AA, so failures are not concentrated in a handful of outlier institutions; they are the norm. This per-page failure rate is higher than WebAIM’s 83.9% figure for the global top one million home pages (WebAIM, 2026), though the two figures come from different detection pipelines applied to different populations and should be read as an order-of-magnitude reference rather than a controlled comparison (Limitations).</w:t>
+        <w:t xml:space="preserve">Across the 41,360 extracted colour pairs, 21.6% fail the applicable WCAG AA threshold, 16.6% meet AA but not AAA, and 61.8% meet AAA (Figure 1). At the site level, 93.4% of the 259 successfully analysed homepages contain at least one critical (failing) pair, and the median site has 20.1% of its pairs failing AA, so failures are not concentrated in a handful of outlier institutions; they are the norm. This per-page failure rate is higher than WebAIM’s 83.9% figure for the global top one million home pages (WebAIM, 2026), though the two figures come from different detection pipelines applied to different populations and should be read as an order-of-magnitude reference rather than a controlled comparison (Limitations).</w:t>
       </w:r>
     </w:p>
     <w:bookmarkStart w:id="24" w:name="fig:histograma"/>
@@ -1494,7 +1509,7 @@
         </m:r>
       </m:oMath>
       <w:r>
-        <w:t xml:space="preserve">5 sites; 256 of 259 sites).</w:t>
+        <w:t xml:space="preserve">5 sites; 255 of 259 sites).</w:t>
       </w:r>
     </w:p>
     <w:tbl>
@@ -1503,7 +1518,7 @@
         <w:tblW w:type="auto" w:w="0"/>
         <w:jc w:val="center"/>
         <w:tblLook w:firstRow="1" w:lastRow="0" w:firstColumn="0" w:lastColumn="0" w:noHBand="0" w:noVBand="0" w:val="0020"/>
-        <w:tblCaption w:val="Table 2. Descriptive statistics by country (16 countries with \geq5 sites; 256 of 259 sites)."/>
+        <w:tblCaption w:val="Table 2. Descriptive statistics by country (16 countries with \geq5 sites; 255 of 259 sites)."/>
       </w:tblPr>
       <w:tblGrid>
         <w:gridCol w:w="1980"/>
@@ -1767,7 +1782,7 @@
               <w:rPr>
                 <w:sz w:val="18"/>
               </w:rPr>
-              <w:t xml:space="preserve">26</w:t>
+              <w:t xml:space="preserve">25</w:t>
             </w:r>
           </w:p>
         </w:tc>
@@ -1782,7 +1797,7 @@
               <w:rPr>
                 <w:sz w:val="18"/>
               </w:rPr>
-              <w:t xml:space="preserve">12.4</w:t>
+              <w:t xml:space="preserve">12.5</w:t>
             </w:r>
           </w:p>
         </w:tc>
@@ -1797,7 +1812,7 @@
               <w:rPr>
                 <w:sz w:val="18"/>
               </w:rPr>
-              <w:t xml:space="preserve">92.3</w:t>
+              <w:t xml:space="preserve">92.0</w:t>
             </w:r>
           </w:p>
         </w:tc>
@@ -2823,7 +2838,7 @@
         </m:r>
       </m:oMath>
       <w:r>
-        <w:t xml:space="preserve">-values should be read as optimistic. The site-level test, restricted to the 256 sites in the 16 countries with</w:t>
+        <w:t xml:space="preserve">-values should be read as optimistic. The site-level test, restricted to the 255 sites in the 16 countries with</w:t>
       </w:r>
       <w:r>
         <w:t xml:space="preserve"> </w:t>
@@ -2875,7 +2890,7 @@
           <m:t>=</m:t>
         </m:r>
         <m:r>
-          <m:t>22.98</m:t>
+          <m:t>22.92</m:t>
         </m:r>
       </m:oMath>
       <w:r>
@@ -2918,7 +2933,7 @@
           <m:t>=</m:t>
         </m:r>
         <m:r>
-          <m:t>0.085</m:t>
+          <m:t>0.086</m:t>
         </m:r>
       </m:oMath>
       <w:r>
@@ -2938,7 +2953,7 @@
           <m:t>=</m:t>
         </m:r>
         <m:r>
-          <m:t>21.53</m:t>
+          <m:t>20.55</m:t>
         </m:r>
       </m:oMath>
       <w:r>
@@ -2958,7 +2973,7 @@
           <m:t>=</m:t>
         </m:r>
         <m:r>
-          <m:t>0.121</m:t>
+          <m:t>0.152</m:t>
         </m:r>
       </m:oMath>
       <w:r>
@@ -3038,7 +3053,7 @@
           <m:t>=</m:t>
         </m:r>
         <m:r>
-          <m:t>0.081</m:t>
+          <m:t>0.086</m:t>
         </m:r>
       </m:oMath>
       <w:r>
@@ -3299,7 +3314,7 @@
         <w:t xml:space="preserve"> </w:t>
       </w:r>
       <w:r>
-        <w:t xml:space="preserve">sites (256 sites) for statistical robustness.</w:t>
+        <w:t xml:space="preserve">sites (255 sites).</w:t>
       </w:r>
     </w:p>
     <w:bookmarkEnd w:id="29"/>
@@ -5189,7 +5204,7 @@
         <w:pStyle w:val="BodyText"/>
       </w:pPr>
       <w:r>
-        <w:t xml:space="preserve">For the institutions themselves, a style guide targeting low-contrast neutral (grey-on-white) text would directly address the large majority of the failures we observe. The smaller chromatic clusters are still worth a secondary mention: a plausible, though untested, explanation for that residual is institutional brand palettes (a university’s primary colour used directly as a text colour, regardless of what it sits on) rather than a single stylistic trend (Figure 4 shows four representative examples). We have not tested this explanation against each institution’s declared brand colours, and treat it as a hypothesis for future work rather than a finding.</w:t>
+        <w:t xml:space="preserve">For the institutions themselves, a style guide targeting low-contrast neutral (grey-on-white) text would directly address the large majority of the failures we observe. The smaller chromatic clusters are still worth a secondary mention: a plausible, though untested, explanation for that residual is institutional brand palettes (a university’s primary colour used directly as a text colour, regardless of what it sits on) rather than a single stylistic trend (Figure 4 renders the most frequent grey and saturated failing pairs as measured). We have not tested this explanation against each institution’s declared brand colours, and treat it as a hypothesis for future work rather than a finding.</w:t>
       </w:r>
     </w:p>
     <w:bookmarkStart w:id="39" w:name="fig:capturas"/>
@@ -5201,14 +5216,14 @@
       <w:r>
         <w:drawing>
           <wp:inline>
-            <wp:extent cx="4533900" cy="3219526"/>
+            <wp:extent cx="4533900" cy="3407931"/>
             <wp:effectExtent b="0" l="0" r="0" t="0"/>
             <wp:docPr descr="" title="" id="37" name="Picture"/>
             <a:graphic>
               <a:graphicData uri="http://schemas.openxmlformats.org/drawingml/2006/picture">
                 <pic:pic>
                   <pic:nvPicPr>
-                    <pic:cNvPr descr="figures/fig4_capturas_ejemplo.png" id="38" name="Picture"/>
+                    <pic:cNvPr descr="figures/fig4_pares_frecuentes.png" id="38" name="Picture"/>
                     <pic:cNvPicPr>
                       <a:picLocks noChangeArrowheads="1" noChangeAspect="1"/>
                     </pic:cNvPicPr>
@@ -5222,7 +5237,7 @@
                   <pic:spPr bwMode="auto">
                     <a:xfrm>
                       <a:off x="0" y="0"/>
-                      <a:ext cx="4533900" cy="3219526"/>
+                      <a:ext cx="4533900" cy="3407931"/>
                     </a:xfrm>
                     <a:prstGeom prst="rect">
                       <a:avLst/>
@@ -5246,7 +5261,7 @@
         <w:pStyle w:val="ImageCaption"/>
       </w:pPr>
       <w:r>
-        <w:t xml:space="preserve">Figure 4. Homepages among the highest AA-failure rates in the sample, illustrating the brand-palette pattern described above: saturated institutional colours used directly as text or overlay colour rather than as accents. Captures show only public institutional cover content, not personal data.</w:t>
+        <w:t xml:space="preserve">Figure 4. The six most frequent failing text/background pairs in Table 3 that contain visible text (white-on-white and white-on-light-grey pairs omitted), rendered with the measured colours. Each panel gives the colours, the median WCAG contrast ratio, and the number of occurrences; the specimen text is illustrative and no institution is identified. Grey-on-white pairs (left column, top and bottom) and saturated colours used directly as text (red, olive, cyan) both appear among the most frequent failures.</w:t>
       </w:r>
     </w:p>
     <w:bookmarkEnd w:id="39"/>
@@ -5282,7 +5297,7 @@
         <w:pStyle w:val="FirstParagraph"/>
       </w:pPr>
       <w:r>
-        <w:t xml:space="preserve">This study has several limitations. First, we crawled homepages only, not full sites; a homepage that passes may sit atop a site with far worse compliance on interior pages (or vice versa). Second, we measured only colour contrast, which is one of many WCAG success criteria; a chromatically compliant site can still be inaccessible on other dimensions (keyboard navigation, alt text, semantic structure). Third, the crawl captures a single point in time (August 2026); institutional websites are redesigned periodically, so these figures are not stable indefinitely. Fourth, the source domain list had no entries for Bolivia or Venezuela, so the 17-country sample does not cover every country in the region. Fifth, and most consequential for how the country results should be read: colour pairs are clustered within sites (a single homepage contributes many pairs sharing one design system), so the pair-level</w:t>
+        <w:t xml:space="preserve">This study has several limitations. First, we crawled homepages only, not full sites; a homepage that passes may sit atop a site with far worse compliance on interior pages (or vice versa). Second, we measured only colour contrast, which is one of many WCAG success criteria; a chromatically compliant site can still be inaccessible on other dimensions (keyboard navigation, alt text, semantic structure). We also measured only the static rendered state of each page, so the interaction-state part of our initial hypothesis (hover, focus, and visited colours) was not tested. Third, the crawl captures a single point in time (August 2026); institutional websites are redesigned periodically, so these figures are not stable indefinitely. Fourth, Bolivia and Venezuela were excluded by a country-name mismatch in our sampling filter (the source lists them under their official names), so the 17-country sample does not cover every country in the region; we did not re-crawl them afterwards because a later crawl would not be comparable with the August 2026 snapshot. Fifth, and most consequential for how the country results should be read: colour pairs are clustered within sites (a single homepage contributes many pairs sharing one design system), so the pair-level</w:t>
       </w:r>
       <w:r>
         <w:t xml:space="preserve"> </w:t>
@@ -5316,7 +5331,7 @@
         </m:r>
       </m:oMath>
       <w:r>
-        <w:t xml:space="preserve">-values are optimistic; the site-level check we report alongside them (256 sites,</w:t>
+        <w:t xml:space="preserve">-values are optimistic; the site-level check we report alongside them (255 sites,</w:t>
       </w:r>
       <w:r>
         <w:t xml:space="preserve"> </w:t>
@@ -5332,7 +5347,7 @@
           <m:t>=</m:t>
         </m:r>
         <m:r>
-          <m:t>0.085</m:t>
+          <m:t>0.086</m:t>
         </m:r>
       </m:oMath>
       <w:r>
@@ -5375,7 +5390,7 @@
         <w:t xml:space="preserve">,</w:t>
       </w:r>
       <w:r>
-        <w:t xml:space="preserve">379 white-on-white pairs as an artefact and excluding them entirely: the pair-level failure rate drops from 21.6% to 16.8%, and the site-level share with at least one critical failure drops from 93.5% to 90.7% (only 7 of 259 sites, 2.7%, have white-on-white as their</w:t>
+        <w:t xml:space="preserve">379 white-on-white pairs as an artefact and excluding them entirely: the pair-level failure rate drops from 21.6% to 16.8%, and the site-level share with at least one critical failure drops from 93.4% to 90.7% (only 7 of 259 sites, 2.7%, have white-on-white as their</w:t>
       </w:r>
       <w:r>
         <w:t xml:space="preserve"> </w:t>
@@ -5439,7 +5454,7 @@
         <w:pStyle w:val="FirstParagraph"/>
       </w:pPr>
       <w:r>
-        <w:t xml:space="preserve">A homepage-level survey of 259 Latin American university websites finds that WCAG AA contrast failures are the norm rather than the exception (93.5% of sites affected, 21.6% of all measured pairs); a country effect is visible at the pair level but is not confirmed once the actual unit of analysis (site) and the clustering of pairs within a site are accounted for, and we report it as an open question rather than a settled result. The colours involved in these failures are consistent with our initial hypothesis: unsupervised clustering in the full CIELAB</w:t>
+        <w:t xml:space="preserve">A homepage-level survey of 259 Latin American university websites finds that WCAG AA contrast failures are the norm rather than the exception (93.4% of sites affected, 21.6% of all measured pairs); a country effect is visible at the pair level but is not confirmed once the actual unit of analysis (site) and the clustering of pairs within a site are accounted for, and we report it as an open question rather than a settled result. The colours involved in these failures are consistent with our initial hypothesis: unsupervised clustering in the full CIELAB</w:t>
       </w:r>
       <w:r>
         <w:t xml:space="preserve"> </w:t>
@@ -5579,7 +5594,7 @@
         <w:pStyle w:val="FirstParagraph"/>
       </w:pPr>
       <w:r>
-        <w:t xml:space="preserve">Generative AI tools (large language models) were used during this work to assist with drafting and editing text, writing and debugging analysis scripts, LaTeX formatting, and pre-submission critical review. All research questions, study design, data collection, executed analyses, reported results, and interpretations were defined, run, and verified by the authors, who take full responsibility for the content of this article. No figure was produced with image-generation tools.</w:t>
+        <w:t xml:space="preserve">The authors used generative AI tools (large language models) as an assistant for language editing, support in writing and debugging analysis code, and LaTeX formatting. The research questions, study design, data collection, execution of the analyses, results, and their interpretation are the authors’ own work; all AI-assisted output was reviewed and verified by the authors, who take full responsibility for the content of this article. No figure was produced with image-generation tools.</w:t>
       </w:r>
     </w:p>
     <w:bookmarkEnd w:id="46"/>

--- a/paper/P2_JGED_manuscript_blinded.docx
+++ b/paper/P2_JGED_manuscript_blinded.docx
@@ -437,7 +437,7 @@
         <w:pStyle w:val="FirstParagraph"/>
       </w:pPr>
       <w:r>
-        <w:t xml:space="preserve">Contrast and legibility research inside the graphic design literature has largely focused on typography and reading performance rather than on regulatory thresholds. Weingerl, Nedeljković &amp; Pušnik (2022) studied the visibility and legibility of short words under controlled experimental conditions, establishing that legibility judgments depend jointly on typographic and perceptual factors rather than on any single variable in isolation, a finding that motivates our decision to treat contrast as one factor among several (font size, weight) rather than in isolation. Punsongserm &amp; Suvakunta (2025) conducted a technical review of typeface choice, type size, and colour contrast in government mobile applications, and, closer to our own setting, identified legibility and colour-contrast problems in public-sector mobile applications and argued that existing government standards do not address them in sufficient detail; we examine the contrast dimension of that problem, in a different modality and region, for university websites. Ofosu-Asare (2024) examined usability and design evaluation techniques for online learning environments, noting that accessibility in educational digital products is usually assessed qualitatively or on small samples rather than through a large-scale automated survey, which is the gap this paper addresses directly for the chromatic dimension. Within this journal, colour reproduction has mostly been studied on the print side, including how ink drying systems shape the final printed result (Saad et al., 2021); the screen-side counterpart, whether the sRGB colours chosen for web interfaces are distinguishable enough to be read, is the problem this paper addresses.</w:t>
+        <w:t xml:space="preserve">Contrast and legibility research inside the graphic design literature has largely focused on typography and reading performance rather than on regulatory thresholds. Weingerl, Nedeljković &amp; Pušnik (2022) studied the visibility and legibility of short words under controlled experimental conditions, establishing that legibility judgments depend jointly on typographic and perceptual factors rather than on any single variable in isolation, a finding that motivates our decision to treat contrast as one factor among several (font size, weight) rather than in isolation. Punsongserm &amp; Suvakunta (2025) conducted a technical review of typeface choice, type size, and colour contrast in government mobile applications, and, closer to our own setting, identified legibility and colour-contrast problems in public-sector mobile applications and argued that existing government standards do not address them in sufficient detail; we examine the contrast dimension of that problem, in a different modality and region, for university websites. In a related display context, Jović et al. (2026) review the literature on text legibility in augmented reality and identify colour and contrast among the ten parameters that govern it, together with background influence and environmental illumination. Ofosu-Asare (2024) examined usability and design evaluation techniques for online learning environments, noting that accessibility in educational digital products is usually assessed qualitatively or on small samples rather than through a large-scale automated survey, which is the gap this paper addresses directly for the chromatic dimension. Within this journal, colour reproduction has mostly been studied on the print side, including how ink drying systems shape the final printed result (Saad et al., 2021); the screen-side counterpart, whether the sRGB colours chosen for web interfaces are distinguishable enough to be read, is the problem this paper addresses.</w:t>
       </w:r>
     </w:p>
     <w:p>
@@ -760,7 +760,7 @@
         <w:pStyle w:val="FirstParagraph"/>
       </w:pPr>
       <w:r>
-        <w:t xml:space="preserve">Each pair’s WCAG relative luminance and contrast ratio were computed directly from sRGB, and each pair was independently converted from sRGB to CIELAB (International Commission on Illumination (CIE), 1976) (</w:t>
+        <w:t xml:space="preserve">Each pair’s WCAG relative luminance and contrast ratio were computed directly from sRGB, and each pair was independently converted from sRGB to CIELAB (International Commission on Illumination (CIE), 2007) (</w:t>
       </w:r>
       <m:oMath>
         <m:sSub>
@@ -5620,7 +5620,7 @@
       </w:r>
     </w:p>
     <w:bookmarkEnd w:id="47"/>
-    <w:bookmarkStart w:id="62" w:name="references"/>
+    <w:bookmarkStart w:id="63" w:name="references"/>
     <w:p>
       <w:pPr>
         <w:pStyle w:val="Heading1"/>
@@ -6036,7 +6036,7 @@
         <w:t xml:space="preserve"> </w:t>
       </w:r>
       <w:r>
-        <w:t xml:space="preserve">(1976), Colorimetry – part 4:</w:t>
+        <w:t xml:space="preserve">(2007), Colorimetry – part 4:</w:t>
       </w:r>
       <w:r>
         <w:t xml:space="preserve"> </w:t>
@@ -6060,7 +6060,7 @@
         <w:t xml:space="preserve"> </w:t>
       </w:r>
       <w:r>
-        <w:t xml:space="preserve">colour space, Technical report, CIE.</w:t>
+        <w:t xml:space="preserve">colour space, Technical Report CIE S 014-4/E:2007 (ISO 11664-4:2008), CIE.</w:t>
       </w:r>
       <w:r>
         <w:br/>
@@ -6080,13 +6080,13 @@
         <w:jc w:val="left"/>
       </w:pPr>
       <w:r>
-        <w:t xml:space="preserve">Ofosu-Asare, Y. (2024),</w:t>
-      </w:r>
-      <w:r>
-        <w:t xml:space="preserve"> </w:t>
-      </w:r>
-      <w:r>
-        <w:t xml:space="preserve">‘Enhancing user experience in online learning environments: Design, evaluation, and usability techniques’</w:t>
+        <w:t xml:space="preserve">Jović, A., Žiljak Stanimirović, I., Mikota, M. &amp; Mandić, L. (2026),</w:t>
+      </w:r>
+      <w:r>
+        <w:t xml:space="preserve"> </w:t>
+      </w:r>
+      <w:r>
+        <w:t xml:space="preserve">‘Design recommendations and future prospects for text legibility in augmented reality’</w:t>
       </w:r>
       <w:r>
         <w:t xml:space="preserve">,</w:t>
@@ -6109,6 +6109,61 @@
           <w:b/>
           <w:bCs/>
         </w:rPr>
+        <w:t xml:space="preserve">17</w:t>
+      </w:r>
+      <w:r>
+        <w:t xml:space="preserve">(3), 19–34.</w:t>
+      </w:r>
+      <w:r>
+        <w:t xml:space="preserve"> </w:t>
+      </w:r>
+      <w:hyperlink r:id="rId55">
+        <w:r>
+          <w:rPr>
+            <w:rStyle w:val="Hyperlink"/>
+          </w:rPr>
+          <w:t xml:space="preserve">https://doi.org/10.24867/JGED-2026-3-019</w:t>
+        </w:r>
+      </w:hyperlink>
+      <w:r>
+        <w:t xml:space="preserve">.</w:t>
+      </w:r>
+    </w:p>
+    <w:p>
+      <w:pPr>
+        <w:pStyle w:val="BodyText"/>
+        <w:jc w:val="left"/>
+      </w:pPr>
+      <w:r>
+        <w:t xml:space="preserve">Ofosu-Asare, Y. (2024),</w:t>
+      </w:r>
+      <w:r>
+        <w:t xml:space="preserve"> </w:t>
+      </w:r>
+      <w:r>
+        <w:t xml:space="preserve">‘Enhancing user experience in online learning environments: Design, evaluation, and usability techniques’</w:t>
+      </w:r>
+      <w:r>
+        <w:t xml:space="preserve">,</w:t>
+      </w:r>
+      <w:r>
+        <w:t xml:space="preserve"> </w:t>
+      </w:r>
+      <w:r>
+        <w:rPr>
+          <w:i/>
+          <w:iCs/>
+        </w:rPr>
+        <w:t xml:space="preserve">Journal of Graphic Engineering and Design</w:t>
+      </w:r>
+      <w:r>
+        <w:t xml:space="preserve"> </w:t>
+      </w:r>
+      <w:r>
+        <w:rPr>
+          <w:b/>
+          <w:bCs/>
+        </w:rPr>
         <w:t xml:space="preserve">15</w:t>
       </w:r>
       <w:r>
@@ -6117,7 +6172,7 @@
       <w:r>
         <w:t xml:space="preserve"> </w:t>
       </w:r>
-      <w:hyperlink r:id="rId55">
+      <w:hyperlink r:id="rId56">
         <w:r>
           <w:rPr>
             <w:rStyle w:val="Hyperlink"/>
@@ -6184,7 +6239,7 @@
       <w:r>
         <w:t xml:space="preserve"> </w:t>
       </w:r>
-      <w:hyperlink r:id="rId56">
+      <w:hyperlink r:id="rId57">
         <w:r>
           <w:rPr>
             <w:rStyle w:val="Hyperlink"/>
@@ -6226,7 +6281,7 @@
       <w:r>
         <w:t xml:space="preserve"> </w:t>
       </w:r>
-      <w:hyperlink r:id="rId57">
+      <w:hyperlink r:id="rId58">
         <w:r>
           <w:rPr>
             <w:rStyle w:val="Hyperlink"/>
@@ -6296,7 +6351,7 @@
       <w:r>
         <w:t xml:space="preserve"> </w:t>
       </w:r>
-      <w:hyperlink r:id="rId58">
+      <w:hyperlink r:id="rId59">
         <w:r>
           <w:rPr>
             <w:rStyle w:val="Hyperlink"/>
@@ -6346,7 +6401,7 @@
       <w:r>
         <w:br/>
       </w:r>
-      <w:hyperlink r:id="rId59">
+      <w:hyperlink r:id="rId60">
         <w:r>
           <w:rPr>
             <w:rStyle w:val="Hyperlink"/>
@@ -6398,7 +6453,7 @@
       <w:r>
         <w:t xml:space="preserve"> </w:t>
       </w:r>
-      <w:hyperlink r:id="rId60">
+      <w:hyperlink r:id="rId61">
         <w:r>
           <w:rPr>
             <w:rStyle w:val="Hyperlink"/>
@@ -6433,7 +6488,7 @@
       <w:r>
         <w:t xml:space="preserve"> </w:t>
       </w:r>
-      <w:hyperlink r:id="rId61">
+      <w:hyperlink r:id="rId62">
         <w:r>
           <w:rPr>
             <w:rStyle w:val="Hyperlink"/>
@@ -6445,7 +6500,7 @@
         <w:t xml:space="preserve">.</w:t>
       </w:r>
     </w:p>
-    <w:bookmarkEnd w:id="62"/>
+    <w:bookmarkEnd w:id="63"/>
     <w:sectPr>
       <w:footnotePr>
         <w:numRestart w:val="eachSect"/>

--- a/paper/P2_JGED_manuscript_blinded.docx
+++ b/paper/P2_JGED_manuscript_blinded.docx
@@ -437,7 +437,7 @@
         <w:pStyle w:val="FirstParagraph"/>
       </w:pPr>
       <w:r>
-        <w:t xml:space="preserve">Contrast and legibility research inside the graphic design literature has largely focused on typography and reading performance rather than on regulatory thresholds. Weingerl, Nedeljković &amp; Pušnik (2022) studied the visibility and legibility of short words under controlled experimental conditions, establishing that legibility judgments depend jointly on typographic and perceptual factors rather than on any single variable in isolation, a finding that motivates our decision to treat contrast as one factor among several (font size, weight) rather than in isolation. Punsongserm &amp; Suvakunta (2025) conducted a technical review of typeface choice, type size, and colour contrast in government mobile applications, and, closer to our own setting, identified legibility and colour-contrast problems in public-sector mobile applications and argued that existing government standards do not address them in sufficient detail; we examine the contrast dimension of that problem, in a different modality and region, for university websites. In a related display context, Jović et al. (2026) review the literature on text legibility in augmented reality and identify colour and contrast among the ten parameters that govern it, together with background influence and environmental illumination. Ofosu-Asare (2024) examined usability and design evaluation techniques for online learning environments, noting that accessibility in educational digital products is usually assessed qualitatively or on small samples rather than through a large-scale automated survey, which is the gap this paper addresses directly for the chromatic dimension. Within this journal, colour reproduction has mostly been studied on the print side, including how ink drying systems shape the final printed result (Saad et al., 2021); the screen-side counterpart, whether the sRGB colours chosen for web interfaces are distinguishable enough to be read, is the problem this paper addresses.</w:t>
+        <w:t xml:space="preserve">Contrast and legibility research inside the graphic design literature has largely focused on typography and reading performance rather than on regulatory thresholds. Weingerl, Nedeljković &amp; Pušnik (2022) measured how quickly five-letter words displayed on screen are recognised and found that recognition time depends on the typeface, the letter case, and the position of the word on the screen; legibility therefore depends on several presentation variables at once, which is why we analyse contrast together with font size and weight rather than in isolation. Punsongserm &amp; Suvakunta (2025) conducted a technical review of typeface choice, type size, and colour contrast in government mobile applications, and, closer to our own setting, identified legibility and colour-contrast problems in public-sector mobile applications and argued that existing government standards do not address them in sufficient detail; we examine the contrast dimension of that problem, in a different modality and region, for university websites. In a related display context, Jović et al. (2026) review the literature on text legibility in augmented reality and identify colour and contrast among the ten parameters that govern it, together with background influence and environmental illumination. Ofosu-Asare (2024) evaluated and redesigned an online learning platform with 150 participants using heuristic evaluation, guideline reviews, and cognitive walkthroughs; expert- and user-based evaluations of this kind are informative but do not scale to a whole region, which is the gap this paper addresses for the chromatic dimension with an automated survey. Within this journal, colour and ink have mostly been studied on the print side, for example the drying systems used for printing inks (Saad et al., 2021); the screen-side counterpart, whether the sRGB colours chosen for web interfaces are distinguishable enough to be read, is the problem this paper addresses.</w:t>
       </w:r>
     </w:p>
     <w:p>
@@ -445,7 +445,7 @@
         <w:pStyle w:val="BodyText"/>
       </w:pPr>
       <w:r>
-        <w:t xml:space="preserve">The conceptual foundation of our study rests on the universal web accessibility argument advanced by Henry, Abou-Zahra &amp; Brewer (2014), who established that accessibility is not a special-case concern for users with disabilities but a universal quality requirement: low contrast degrades legibility for all users under adverse ambient conditions (sunlight, low-quality screens, ageing displays), making compliance with WCAG contrast thresholds a baseline quality requirement rather than a minority accommodation. Rello &amp; Baeza-Yates (2013) showed with eye-tracking that font choice alone measurably changes reading performance for readers with dyslexia, a population whose needs are not captured by automated WCAG pass/fail audits; this supports looking beyond a binary threshold test, which is why we also analyse failures in continuous CIELAB space.</w:t>
+        <w:t xml:space="preserve">The conceptual foundation of our study rests on the universal web accessibility argument advanced by Henry, Abou-Zahra &amp; Brewer (2014), who argue that work on accessibility benefits all users, particularly those facing situational limitations such as device or environmental constraints, and not only people with disabilities; insufficient contrast, which also hinders reading on poor screens or in bright light, is a case in point, so WCAG contrast compliance is better seen as a baseline quality requirement than as a minority accommodation. Rello &amp; Baeza-Yates (2013) showed with eye-tracking that font choice alone measurably changes reading performance for readers with dyslexia, a population whose needs are not captured by automated WCAG pass/fail audits; this supports looking beyond a binary threshold test, which is why we also analyse failures in continuous CIELAB space.</w:t>
       </w:r>
     </w:p>
     <w:p>
@@ -453,7 +453,7 @@
         <w:pStyle w:val="BodyText"/>
       </w:pPr>
       <w:r>
-        <w:t xml:space="preserve">The closest direct precedent in the Latin American higher-education domain is the body of work by Acosta-Vargas and collaborators, who have conducted the most systematic prior surveys of university website accessibility in the region. Their 2018 study (Acosta-Vargas, Acosta &amp; Lujan-Mora, 2018) evaluated 348 Latin American university websites against WCAG 2.0, finding frequent violations (most often missing alternative text for images); it is the closest benchmark against which our 93.4% per-site failure rate and our 21.6% pair-level failure rate should be positioned. A subsequent heuristic method for users with low vision (Acosta-Vargas, Salvador-Ullauri &amp; Lujan-Mora, 2019), applied to 30 Latin American university websites, argued that automatic tools alone do not give an adequate picture of accessibility barriers; this is one reason we do not stop at the WCAG pass/fail ratio and also characterise failing pairs in the full CIELAB</w:t>
+        <w:t xml:space="preserve">The closest direct precedent in the Latin American higher-education domain is the body of work by Acosta-Vargas and collaborators, who have conducted the most systematic prior surveys of university website accessibility in the region. Their 2018 study (Acosta-Vargas, Acosta &amp; Lujan-Mora, 2018) evaluated 348 Latin American university websites against WCAG 2.0, finding frequent violations (most often missing alternative text for images); it is the closest benchmark against which our 93.4% per-site failure rate and our 21.6% pair-level failure rate should be positioned. A subsequent heuristic method for users with low vision (Acosta-Vargas, Salvador-Ullauri &amp; Lujan-Mora, 2019), applied to 40 websites, 30 of them Latin American universities, argued that automatic tools alone do not give an adequate picture of accessibility barriers; this is one reason we do not stop at the WCAG pass/fail ratio and also characterise failing pairs in the full CIELAB</w:t>
       </w:r>
       <w:r>
         <w:t xml:space="preserve"> </w:t>
@@ -6483,7 +6483,7 @@
         <w:t xml:space="preserve">WCAG</w:t>
       </w:r>
       <w:r>
-        <w:t xml:space="preserve">) 2.2, Technical report, W3C. W3C Recommendation, 5 October 2023. Available:</w:t>
+        <w:t xml:space="preserve">) 2.2, Technical report, W3C. W3C Recommendation, 5 October 2023; current version 12 December 2024. Available:</w:t>
       </w:r>
       <w:r>
         <w:t xml:space="preserve"> </w:t>

--- a/paper/P2_JGED_manuscript_blinded.docx
+++ b/paper/P2_JGED_manuscript_blinded.docx
@@ -5561,7 +5561,7 @@
         <w:pStyle w:val="FirstParagraph"/>
       </w:pPr>
       <w:r>
-        <w:t xml:space="preserve">The authors used generative AI tools (large language models) as an assistant for language editing, support in writing and debugging analysis code, and LaTeX formatting. The research questions, study design, data collection, execution of the analyses, results, and their interpretation are the authors’ own work; all AI-assisted output was reviewed and verified by the authors, who take full responsibility for the content of this article. No figure was produced with image-generation tools.</w:t>
+        <w:t xml:space="preserve">The authors used Claude (Anthropic), a generative AI large language model, as an assistant for language editing, support in writing and debugging analysis code, and LaTeX formatting. The research questions, study design, data collection, execution of the analyses, results, and their interpretation are the authors’ own work; all AI-assisted output was reviewed and verified by the authors, who take full responsibility for the content of this article. No figure was produced with image-generation tools.</w:t>
       </w:r>
     </w:p>
     <w:bookmarkEnd w:id="46"/>

--- a/paper/P2_JGED_manuscript_blinded.docx
+++ b/paper/P2_JGED_manuscript_blinded.docx
@@ -5525,7 +5525,7 @@
         <w:pStyle w:val="FirstParagraph"/>
       </w:pPr>
       <w:r>
-        <w:t xml:space="preserve">This research received no specific grant from any funding agency in the public, commercial, or not-for-profit sectors.</w:t>
+        <w:t xml:space="preserve">This research did not receive any specific grant from funding agencies in the public, commercial, or not-for-profit sectors.</w:t>
       </w:r>
     </w:p>
     <w:bookmarkEnd w:id="44"/>
